--- a/01-requisitos/03-requisitos-nao-funcionais.docx
+++ b/01-requisitos/03-requisitos-nao-funcionais.docx
@@ -980,7 +980,7 @@
                 <w:rPr>
                   <w:rStyle w:val="Hyperlink"/>
                 </w:rPr>
-                <w:t xml:space="preserve">Backup e DR</w:t>
+                <w:t xml:space="preserve">Cópia de segurança e DR</w:t>
               </w:r>
             </w:hyperlink>
           </w:p>
@@ -1239,7 +1239,7 @@
               <w:pStyle w:val="Compact"/>
             </w:pPr>
             <w:r>
-              <w:t xml:space="preserve">Argon2id; nunca em logs</w:t>
+              <w:t xml:space="preserve">Argon2id; nunca em registos</w:t>
             </w:r>
           </w:p>
         </w:tc>
@@ -2163,7 +2163,8 @@
     <w:tbl>
       <w:tblPr>
         <w:tblStyle w:val="Table"/>
-        <w:tblW w:type="auto" w:w="0"/>
+        <w:tblW w:type="pct" w:w="5000"/>
+        <w:tblLayout w:type="fixed"/>
         <w:tblLook w:firstRow="1" w:lastRow="0" w:firstColumn="0" w:lastColumn="0" w:noHBand="0" w:noVBand="0" w:val="0020"/>
       </w:tblPr>
       <w:tblGrid>
@@ -2303,7 +2304,7 @@
               <w:pStyle w:val="Compact"/>
             </w:pPr>
             <w:r>
-              <w:t xml:space="preserve">Alertas baseados em sintoma (SLO burn rate), não em causa</w:t>
+              <w:t xml:space="preserve">Alertas baseados em sintoma (SLO ritmo de consumo), não em causa</w:t>
             </w:r>
           </w:p>
         </w:tc>
